--- a/docs/USAGE.docx
+++ b/docs/USAGE.docx
@@ -363,159 +363,38 @@
         <w:t xml:space="preserve">2. 安装</w:t>
       </w:r>
     </w:p>
-    <w:p>
-      <w:pPr>
-        <w:pStyle w:val="FirstParagraph"/>
-      </w:pPr>
-      <w:r>
-        <w:t xml:space="preserve">环境要求：Windows / macOS / Linux，Python 3.10+。</w:t>
-      </w:r>
-    </w:p>
-    <w:p>
-      <w:pPr>
-        <w:pStyle w:val="SourceCode"/>
-      </w:pPr>
-      <w:r>
-        <w:rPr>
-          <w:rStyle w:val="FunctionTok"/>
-        </w:rPr>
-        <w:t xml:space="preserve">git</w:t>
-      </w:r>
-      <w:r>
-        <w:rPr>
-          <w:rStyle w:val="NormalTok"/>
-        </w:rPr>
-        <w:t xml:space="preserve"> clone https://github.com/Exekiel179/MNE-MCP.git</w:t>
-      </w:r>
-      <w:r>
-        <w:br/>
-      </w:r>
-      <w:r>
-        <w:rPr>
-          <w:rStyle w:val="BuiltInTok"/>
-        </w:rPr>
-        <w:t xml:space="preserve">cd</w:t>
-      </w:r>
-      <w:r>
-        <w:rPr>
-          <w:rStyle w:val="NormalTok"/>
-        </w:rPr>
-        <w:t xml:space="preserve"> MNE-MCP</w:t>
-      </w:r>
-      <w:r>
-        <w:br/>
-      </w:r>
-      <w:r>
-        <w:br/>
-      </w:r>
-      <w:r>
-        <w:rPr>
-          <w:rStyle w:val="CommentTok"/>
-        </w:rPr>
-        <w:t xml:space="preserve"># 安装本体 + MNE + numpy/scipy/matplotlib + scikit-learn(ICA)</w:t>
-      </w:r>
-      <w:r>
-        <w:br/>
-      </w:r>
-      <w:r>
-        <w:rPr>
-          <w:rStyle w:val="ExtensionTok"/>
-        </w:rPr>
-        <w:t xml:space="preserve">pip</w:t>
-      </w:r>
-      <w:r>
-        <w:rPr>
-          <w:rStyle w:val="NormalTok"/>
-        </w:rPr>
-        <w:t xml:space="preserve"> install </w:t>
-      </w:r>
-      <w:r>
-        <w:rPr>
-          <w:rStyle w:val="AttributeTok"/>
-        </w:rPr>
-        <w:t xml:space="preserve">-e</w:t>
-      </w:r>
-      <w:r>
-        <w:rPr>
-          <w:rStyle w:val="NormalTok"/>
-        </w:rPr>
-        <w:t xml:space="preserve"> </w:t>
-      </w:r>
-      <w:r>
-        <w:rPr>
-          <w:rStyle w:val="StringTok"/>
-        </w:rPr>
-        <w:t xml:space="preserve">".[ica]"</w:t>
-      </w:r>
-      <w:r>
-        <w:br/>
-      </w:r>
-      <w:r>
-        <w:br/>
-      </w:r>
-      <w:r>
-        <w:rPr>
-          <w:rStyle w:val="CommentTok"/>
-        </w:rPr>
-        <w:t xml:space="preserve"># 确认环境</w:t>
-      </w:r>
-      <w:r>
-        <w:br/>
-      </w:r>
-      <w:r>
-        <w:rPr>
-          <w:rStyle w:val="ExtensionTok"/>
-        </w:rPr>
-        <w:t xml:space="preserve">mne-mcp</w:t>
-      </w:r>
-      <w:r>
-        <w:rPr>
-          <w:rStyle w:val="NormalTok"/>
-        </w:rPr>
-        <w:t xml:space="preserve"> status</w:t>
-      </w:r>
-    </w:p>
-    <w:p>
-      <w:pPr>
-        <w:pStyle w:val="FirstParagraph"/>
-      </w:pPr>
-      <w:r>
-        <w:rPr>
-          <w:rStyle w:val="VerbatimChar"/>
-        </w:rPr>
-        <w:t xml:space="preserve">mne-mcp status</w:t>
-      </w:r>
-      <w:r>
-        <w:t xml:space="preserve"> </w:t>
-      </w:r>
-      <w:r>
-        <w:t xml:space="preserve">会显示 MNE / scikit-learn / numpy 等版本和结果目录。看到</w:t>
-      </w:r>
-      <w:r>
-        <w:t xml:space="preserve"> </w:t>
-      </w:r>
-      <w:r>
-        <w:rPr>
-          <w:rStyle w:val="VerbatimChar"/>
-        </w:rPr>
-        <w:t xml:space="preserve">MNE-Python: OK vX.Y</w:t>
-      </w:r>
-      <w:r>
-        <w:t xml:space="preserve"> </w:t>
-      </w:r>
-      <w:r>
-        <w:t xml:space="preserve">就说明装好了。</w:t>
-      </w:r>
-    </w:p>
-    <w:p>
-      <w:r>
-        <w:pict>
-          <v:rect style="width:0;height:1.5pt" o:hralign="center" o:hrstd="t" o:hr="t"/>
-        </w:pict>
-      </w:r>
-    </w:p>
     <w:bookmarkEnd w:id="23"/>
     <w:bookmarkStart w:id="27" w:name="接入客户端claude-code-codex-opencode"/>
+    <w:p>
+      <w:r>
+        <w:t>环境要求：Windows / macOS / Linux，并已安装 Python 3.12。</w:t>
+      </w:r>
+    </w:p>
+    <w:p>
+      <w:r>
+        <w:t>git clone https://github.com/Exekiel179/MNE-MCP.git</w:t>
+      </w:r>
+    </w:p>
+    <w:p>
+      <w:r>
+        <w:t>cd MNE-MCP</w:t>
+      </w:r>
+    </w:p>
+    <w:p>
+      <w:r>
+        <w:t>python scripts/install.py</w:t>
+      </w:r>
+    </w:p>
+    <w:p>
+      <w:r>
+        <w:t>这条命令固定创建或修复 .venv，安装 requirements.lock 中的完整依赖，验证环境，并注册客户端与技能。更新或修复时仍运行同一命令。</w:t>
+      </w:r>
+    </w:p>
+    <w:p>
+      <w:r>
+        <w:t>安装完成后重启 MCP 客户端一次。</w:t>
+      </w:r>
+    </w:p>
     <w:p>
       <w:pPr>
         <w:pStyle w:val="Heading2"/>
@@ -2194,16 +2073,7 @@
               <w:jc w:val="left"/>
             </w:pPr>
             <w:r>
-              <w:rPr>
-                <w:rStyle w:val="VerbatimChar"/>
-              </w:rPr>
-              <w:t xml:space="preserve">pip install scikit-learn</w:t>
-            </w:r>
-            <w:r>
-              <w:t xml:space="preserve"> </w:t>
-            </w:r>
-            <w:r>
-              <w:t xml:space="preserve">后重启</w:t>
+              <w:t>重新运行 python scripts/install.py 后重启客户端</w:t>
             </w:r>
           </w:p>
         </w:tc>
@@ -2975,31 +2845,7 @@
         <w:pStyle w:val="FirstParagraph"/>
       </w:pPr>
       <w:r>
-        <w:t xml:space="preserve">完整参数见</w:t>
-      </w:r>
-      <w:r>
-        <w:t xml:space="preserve"> </w:t>
-      </w:r>
-      <w:r>
-        <w:rPr>
-          <w:rStyle w:val="VerbatimChar"/>
-        </w:rPr>
-        <w:t xml:space="preserve">TOOLS_REFERENCE.md</w:t>
-      </w:r>
-      <w:r>
-        <w:t xml:space="preserve">。高级分析需</w:t>
-      </w:r>
-      <w:r>
-        <w:t xml:space="preserve"> </w:t>
-      </w:r>
-      <w:r>
-        <w:rPr>
-          <w:rStyle w:val="VerbatimChar"/>
-        </w:rPr>
-        <w:t xml:space="preserve">pip install -e ".[full]"</w:t>
-      </w:r>
-      <w:r>
-        <w:t xml:space="preserve">。</w:t>
+        <w:t>完整参数见 TOOLS_REFERENCE.md。唯一安装器已经包含结构化高级分析所需依赖。</w:t>
       </w:r>
     </w:p>
     <w:p>
